--- a/lessons/2-5-catchup/homework.docx
+++ b/lessons/2-5-catchup/homework.docx
@@ -12,7 +12,7 @@
           <w:b/>
           <w:bCs/>
         </w:rPr>
-        <w:t xml:space="preserve">8.4–8.7 Catch-Up — Homework</w:t>
+        <w:t xml:space="preserve">2.2 · 2.4 · 2.5 · 2.10 Catch-Up — Homework</w:t>
       </w:r>
     </w:p>
     <w:p>
@@ -24,7 +24,7 @@
           <w:i/>
           <w:iCs/>
         </w:rPr>
-        <w:t xml:space="preserve">Lesson 2-5-catchup  •  Standard 6.DS.3</w:t>
+        <w:t xml:space="preserve">Lesson 2-5-catchup  •  Standard 6.DS.6d</w:t>
       </w:r>
     </w:p>
     <w:p>
@@ -80,7 +80,7 @@
         <w:spacing w:after="60" w:before="0"/>
       </w:pPr>
       <w:r>
-        <w:t xml:space="preserve">Content: I can show I am caught up on Lessons 8.4–8.7 by using each lesson's big idea in mixed practice.</w:t>
+        <w:t xml:space="preserve">Content: I can show I am caught up on Lessons 2.2 · 2.4 · 2.5 · 2.10 by using each lesson's big idea in mixed practice.</w:t>
       </w:r>
     </w:p>
     <w:p>
@@ -88,7 +88,7 @@
         <w:spacing w:after="60" w:before="0"/>
       </w:pPr>
       <w:r>
-        <w:t xml:space="preserve">Language: I can explain which lesson's big idea I used and how, using key vocabulary from Lessons 8.4–8.7.</w:t>
+        <w:t xml:space="preserve">Language: I can explain which lesson's big idea I used and how, using key vocabulary from Lessons 2.2 · 2.4 · 2.5 · 2.10.</w:t>
       </w:r>
     </w:p>
     <w:p>
@@ -161,10 +161,10 @@
           <w:b/>
           <w:bCs/>
         </w:rPr>
-        <w:t xml:space="preserve">Appropriate Measures of Center (Medidas de centro apropiadas)</w:t>
-      </w:r>
-      <w:r>
-        <w:t xml:space="preserve"> — A mean, median, or mode chosen because it describes a data set fairly.</w:t>
+        <w:t xml:space="preserve">Display Data with Histograms (Representar datos con histogramas)</w:t>
+      </w:r>
+      <w:r>
+        <w:t xml:space="preserve"> — Group numerical data into intervals and show each interval's frequency with a bar.</w:t>
       </w:r>
     </w:p>
     <w:p>
@@ -224,10 +224,10 @@
           <w:b/>
           <w:bCs/>
         </w:rPr>
-        <w:t xml:space="preserve">Mean (Media)</w:t>
-      </w:r>
-      <w:r>
-        <w:t xml:space="preserve"> — The average. Add all the numbers, then divide by how many there are.</w:t>
+        <w:t xml:space="preserve">Histogram (Histograma)</w:t>
+      </w:r>
+      <w:r>
+        <w:t xml:space="preserve"> — A bar graph that groups data into equal ranges. The bars touch.</w:t>
       </w:r>
     </w:p>
     <w:p>
@@ -287,10 +287,73 @@
           <w:b/>
           <w:bCs/>
         </w:rPr>
-        <w:t xml:space="preserve">Display Data with Box Plots (Representar datos con diagramas de caja)</w:t>
-      </w:r>
-      <w:r>
-        <w:t xml:space="preserve"> — Show a data set's five-number summary in a box-and-whisker display.</w:t>
+        <w:t xml:space="preserve">Frequency (Frecuencia)</w:t>
+      </w:r>
+      <w:r>
+        <w:t xml:space="preserve"> — How many times a value shows up.</w:t>
+      </w:r>
+    </w:p>
+    <w:p>
+      <w:pPr>
+        <w:keepNext/>
+        <w:spacing w:after="20" w:before="80"/>
+        <w:jc w:val="center"/>
+      </w:pPr>
+      <w:r>
+        <w:drawing>
+          <wp:inline distT="0" distB="0" distL="0" distR="0">
+            <wp:extent cx="1047750" cy="790575"/>
+            <wp:effectExtent t="0" r="0" b="0" l="0"/>
+            <wp:docPr id="1" name="" descr="" title=""/>
+            <wp:cNvGraphicFramePr>
+              <a:graphicFrameLocks xmlns:a="http://schemas.openxmlformats.org/drawingml/2006/main" noChangeAspect="1"/>
+            </wp:cNvGraphicFramePr>
+            <a:graphic xmlns:a="http://schemas.openxmlformats.org/drawingml/2006/main">
+              <a:graphicData uri="http://schemas.openxmlformats.org/drawingml/2006/picture">
+                <pic:pic xmlns:pic="http://schemas.openxmlformats.org/drawingml/2006/picture">
+                  <pic:nvPicPr>
+                    <pic:cNvPr id="0" name="" descr=""/>
+                    <pic:cNvPicPr>
+                      <a:picLocks noChangeAspect="1" noChangeArrowheads="1"/>
+                    </pic:cNvPicPr>
+                  </pic:nvPicPr>
+                  <pic:blipFill>
+                    <a:blip r:embed="rId8" cstate="none"/>
+                    <a:srcRect/>
+                    <a:stretch>
+                      <a:fillRect/>
+                    </a:stretch>
+                  </pic:blipFill>
+                  <pic:spPr bwMode="auto">
+                    <a:xfrm>
+                      <a:off x="0" y="0"/>
+                      <a:ext cx="1047750" cy="790575"/>
+                    </a:xfrm>
+                    <a:prstGeom prst="rect">
+                      <a:avLst/>
+                    </a:prstGeom>
+                  </pic:spPr>
+                </pic:pic>
+              </a:graphicData>
+            </a:graphic>
+          </wp:inline>
+        </w:drawing>
+      </w:r>
+    </w:p>
+    <w:p>
+      <w:pPr>
+        <w:keepNext/>
+        <w:spacing w:after="120"/>
+      </w:pPr>
+      <w:r>
+        <w:rPr>
+          <w:b/>
+          <w:bCs/>
+        </w:rPr>
+        <w:t xml:space="preserve">Interval (Intervalo)</w:t>
+      </w:r>
+      <w:r>
+        <w:t xml:space="preserve"> — A range of numbers used to group data.</w:t>
       </w:r>
     </w:p>
     <w:p>
@@ -350,73 +413,10 @@
           <w:b/>
           <w:bCs/>
         </w:rPr>
-        <w:t xml:space="preserve">Box Plot (Diagrama de caja)</w:t>
-      </w:r>
-      <w:r>
-        <w:t xml:space="preserve"> — A graph that shows how data is spread using five key numbers.</w:t>
-      </w:r>
-    </w:p>
-    <w:p>
-      <w:pPr>
-        <w:keepNext/>
-        <w:spacing w:after="20" w:before="80"/>
-        <w:jc w:val="center"/>
-      </w:pPr>
-      <w:r>
-        <w:drawing>
-          <wp:inline distT="0" distB="0" distL="0" distR="0">
-            <wp:extent cx="1047750" cy="790575"/>
-            <wp:effectExtent t="0" r="0" b="0" l="0"/>
-            <wp:docPr id="1" name="" descr="" title=""/>
-            <wp:cNvGraphicFramePr>
-              <a:graphicFrameLocks xmlns:a="http://schemas.openxmlformats.org/drawingml/2006/main" noChangeAspect="1"/>
-            </wp:cNvGraphicFramePr>
-            <a:graphic xmlns:a="http://schemas.openxmlformats.org/drawingml/2006/main">
-              <a:graphicData uri="http://schemas.openxmlformats.org/drawingml/2006/picture">
-                <pic:pic xmlns:pic="http://schemas.openxmlformats.org/drawingml/2006/picture">
-                  <pic:nvPicPr>
-                    <pic:cNvPr id="0" name="" descr=""/>
-                    <pic:cNvPicPr>
-                      <a:picLocks noChangeAspect="1" noChangeArrowheads="1"/>
-                    </pic:cNvPicPr>
-                  </pic:nvPicPr>
-                  <pic:blipFill>
-                    <a:blip r:embed="rId9" cstate="none"/>
-                    <a:srcRect/>
-                    <a:stretch>
-                      <a:fillRect/>
-                    </a:stretch>
-                  </pic:blipFill>
-                  <pic:spPr bwMode="auto">
-                    <a:xfrm>
-                      <a:off x="0" y="0"/>
-                      <a:ext cx="1047750" cy="790575"/>
-                    </a:xfrm>
-                    <a:prstGeom prst="rect">
-                      <a:avLst/>
-                    </a:prstGeom>
-                  </pic:spPr>
-                </pic:pic>
-              </a:graphicData>
-            </a:graphic>
-          </wp:inline>
-        </w:drawing>
-      </w:r>
-    </w:p>
-    <w:p>
-      <w:pPr>
-        <w:keepNext/>
-        <w:spacing w:after="120"/>
-      </w:pPr>
-      <w:r>
-        <w:rPr>
-          <w:b/>
-          <w:bCs/>
-        </w:rPr>
-        <w:t xml:space="preserve">Display Data with Histograms (Representar datos con histogramas)</w:t>
-      </w:r>
-      <w:r>
-        <w:t xml:space="preserve"> — Group numerical data into intervals and show each interval's frequency with a bar.</w:t>
+        <w:t xml:space="preserve">Distribution (Distribución)</w:t>
+      </w:r>
+      <w:r>
+        <w:t xml:space="preserve"> — How the data is spread out.</w:t>
       </w:r>
     </w:p>
     <w:p>
@@ -476,10 +476,73 @@
           <w:b/>
           <w:bCs/>
         </w:rPr>
-        <w:t xml:space="preserve">Histogram (Histograma)</w:t>
-      </w:r>
-      <w:r>
-        <w:t xml:space="preserve"> — A bar graph that groups data into equal ranges. The bars touch.</w:t>
+        <w:t xml:space="preserve">Variability (Variabilidad)</w:t>
+      </w:r>
+      <w:r>
+        <w:t xml:space="preserve"> — How spread out the numbers are.</w:t>
+      </w:r>
+    </w:p>
+    <w:p>
+      <w:pPr>
+        <w:keepNext/>
+        <w:spacing w:after="20" w:before="80"/>
+        <w:jc w:val="center"/>
+      </w:pPr>
+      <w:r>
+        <w:drawing>
+          <wp:inline distT="0" distB="0" distL="0" distR="0">
+            <wp:extent cx="1047750" cy="790575"/>
+            <wp:effectExtent t="0" r="0" b="0" l="0"/>
+            <wp:docPr id="1" name="" descr="" title=""/>
+            <wp:cNvGraphicFramePr>
+              <a:graphicFrameLocks xmlns:a="http://schemas.openxmlformats.org/drawingml/2006/main" noChangeAspect="1"/>
+            </wp:cNvGraphicFramePr>
+            <a:graphic xmlns:a="http://schemas.openxmlformats.org/drawingml/2006/main">
+              <a:graphicData uri="http://schemas.openxmlformats.org/drawingml/2006/picture">
+                <pic:pic xmlns:pic="http://schemas.openxmlformats.org/drawingml/2006/picture">
+                  <pic:nvPicPr>
+                    <pic:cNvPr id="0" name="" descr=""/>
+                    <pic:cNvPicPr>
+                      <a:picLocks noChangeAspect="1" noChangeArrowheads="1"/>
+                    </pic:cNvPicPr>
+                  </pic:nvPicPr>
+                  <pic:blipFill>
+                    <a:blip r:embed="rId7" cstate="none"/>
+                    <a:srcRect/>
+                    <a:stretch>
+                      <a:fillRect/>
+                    </a:stretch>
+                  </pic:blipFill>
+                  <pic:spPr bwMode="auto">
+                    <a:xfrm>
+                      <a:off x="0" y="0"/>
+                      <a:ext cx="1047750" cy="790575"/>
+                    </a:xfrm>
+                    <a:prstGeom prst="rect">
+                      <a:avLst/>
+                    </a:prstGeom>
+                  </pic:spPr>
+                </pic:pic>
+              </a:graphicData>
+            </a:graphic>
+          </wp:inline>
+        </w:drawing>
+      </w:r>
+    </w:p>
+    <w:p>
+      <w:pPr>
+        <w:keepNext/>
+        <w:spacing w:after="120"/>
+      </w:pPr>
+      <w:r>
+        <w:rPr>
+          <w:b/>
+          <w:bCs/>
+        </w:rPr>
+        <w:t xml:space="preserve">Display Data with Box Plots (Representar datos con diagramas de caja)</w:t>
+      </w:r>
+      <w:r>
+        <w:t xml:space="preserve"> — Show a data set's five-number summary in a box-and-whisker display.</w:t>
       </w:r>
     </w:p>
     <w:p>
@@ -539,10 +602,73 @@
           <w:b/>
           <w:bCs/>
         </w:rPr>
-        <w:t xml:space="preserve">Shape of Data Distributions (Forma de las distribuciones de datos)</w:t>
-      </w:r>
-      <w:r>
-        <w:t xml:space="preserve"> — The overall pattern of data, such as symmetric, skewed, clustered, or containing gaps.</w:t>
+        <w:t xml:space="preserve">Box Plot (Diagrama de caja)</w:t>
+      </w:r>
+      <w:r>
+        <w:t xml:space="preserve"> — A graph that shows how data is spread using five key numbers.</w:t>
+      </w:r>
+    </w:p>
+    <w:p>
+      <w:pPr>
+        <w:keepNext/>
+        <w:spacing w:after="20" w:before="80"/>
+        <w:jc w:val="center"/>
+      </w:pPr>
+      <w:r>
+        <w:drawing>
+          <wp:inline distT="0" distB="0" distL="0" distR="0">
+            <wp:extent cx="1047750" cy="790575"/>
+            <wp:effectExtent t="0" r="0" b="0" l="0"/>
+            <wp:docPr id="1" name="" descr="" title=""/>
+            <wp:cNvGraphicFramePr>
+              <a:graphicFrameLocks xmlns:a="http://schemas.openxmlformats.org/drawingml/2006/main" noChangeAspect="1"/>
+            </wp:cNvGraphicFramePr>
+            <a:graphic xmlns:a="http://schemas.openxmlformats.org/drawingml/2006/main">
+              <a:graphicData uri="http://schemas.openxmlformats.org/drawingml/2006/picture">
+                <pic:pic xmlns:pic="http://schemas.openxmlformats.org/drawingml/2006/picture">
+                  <pic:nvPicPr>
+                    <pic:cNvPr id="0" name="" descr=""/>
+                    <pic:cNvPicPr>
+                      <a:picLocks noChangeAspect="1" noChangeArrowheads="1"/>
+                    </pic:cNvPicPr>
+                  </pic:nvPicPr>
+                  <pic:blipFill>
+                    <a:blip r:embed="rId7" cstate="none"/>
+                    <a:srcRect/>
+                    <a:stretch>
+                      <a:fillRect/>
+                    </a:stretch>
+                  </pic:blipFill>
+                  <pic:spPr bwMode="auto">
+                    <a:xfrm>
+                      <a:off x="0" y="0"/>
+                      <a:ext cx="1047750" cy="790575"/>
+                    </a:xfrm>
+                    <a:prstGeom prst="rect">
+                      <a:avLst/>
+                    </a:prstGeom>
+                  </pic:spPr>
+                </pic:pic>
+              </a:graphicData>
+            </a:graphic>
+          </wp:inline>
+        </w:drawing>
+      </w:r>
+    </w:p>
+    <w:p>
+      <w:pPr>
+        <w:keepNext/>
+        <w:spacing w:after="120"/>
+      </w:pPr>
+      <w:r>
+        <w:rPr>
+          <w:b/>
+          <w:bCs/>
+        </w:rPr>
+        <w:t xml:space="preserve">Range and Interquartile Range (Rango y rango intercuartílico)</w:t>
+      </w:r>
+      <w:r>
+        <w:t xml:space="preserve"> — Two numbers that describe spread: the range covers all the data, and the interquartile range covers only the middle half.</w:t>
       </w:r>
     </w:p>
     <w:p>
@@ -602,10 +728,10 @@
           <w:b/>
           <w:bCs/>
         </w:rPr>
-        <w:t xml:space="preserve">Symmetric (Simétrico)</w:t>
-      </w:r>
-      <w:r>
-        <w:t xml:space="preserve"> — Data that looks about the same on the left and right.</w:t>
+        <w:t xml:space="preserve">Appropriate Measures of Center (Medidas de centro apropiadas)</w:t>
+      </w:r>
+      <w:r>
+        <w:t xml:space="preserve"> — A mean, median, or mode chosen because it describes a data set fairly.</w:t>
       </w:r>
     </w:p>
     <w:p>
@@ -665,10 +791,10 @@
           <w:b/>
           <w:bCs/>
         </w:rPr>
-        <w:t xml:space="preserve">Median (Mediana)</w:t>
-      </w:r>
-      <w:r>
-        <w:t xml:space="preserve"> — The middle number when you put them in order.</w:t>
+        <w:t xml:space="preserve">Mean (Media)</w:t>
+      </w:r>
+      <w:r>
+        <w:t xml:space="preserve"> — The average. Add all the numbers, then divide by how many there are.</w:t>
       </w:r>
     </w:p>
     <w:p>
@@ -728,10 +854,10 @@
           <w:b/>
           <w:bCs/>
         </w:rPr>
-        <w:t xml:space="preserve">Frequency (Frecuencia)</w:t>
-      </w:r>
-      <w:r>
-        <w:t xml:space="preserve"> — How many times a value shows up.</w:t>
+        <w:t xml:space="preserve">Shape of Data Distributions (Forma de las distribuciones de datos)</w:t>
+      </w:r>
+      <w:r>
+        <w:t xml:space="preserve"> — The overall pattern of data, such as symmetric, skewed, clustered, or containing gaps.</w:t>
       </w:r>
     </w:p>
     <w:p>
@@ -791,6 +917,132 @@
           <w:b/>
           <w:bCs/>
         </w:rPr>
+        <w:t xml:space="preserve">Symmetric (Simétrico)</w:t>
+      </w:r>
+      <w:r>
+        <w:t xml:space="preserve"> — Data that looks about the same on the left and right.</w:t>
+      </w:r>
+    </w:p>
+    <w:p>
+      <w:pPr>
+        <w:keepNext/>
+        <w:spacing w:after="20" w:before="80"/>
+        <w:jc w:val="center"/>
+      </w:pPr>
+      <w:r>
+        <w:drawing>
+          <wp:inline distT="0" distB="0" distL="0" distR="0">
+            <wp:extent cx="1047750" cy="790575"/>
+            <wp:effectExtent t="0" r="0" b="0" l="0"/>
+            <wp:docPr id="1" name="" descr="" title=""/>
+            <wp:cNvGraphicFramePr>
+              <a:graphicFrameLocks xmlns:a="http://schemas.openxmlformats.org/drawingml/2006/main" noChangeAspect="1"/>
+            </wp:cNvGraphicFramePr>
+            <a:graphic xmlns:a="http://schemas.openxmlformats.org/drawingml/2006/main">
+              <a:graphicData uri="http://schemas.openxmlformats.org/drawingml/2006/picture">
+                <pic:pic xmlns:pic="http://schemas.openxmlformats.org/drawingml/2006/picture">
+                  <pic:nvPicPr>
+                    <pic:cNvPr id="0" name="" descr=""/>
+                    <pic:cNvPicPr>
+                      <a:picLocks noChangeAspect="1" noChangeArrowheads="1"/>
+                    </pic:cNvPicPr>
+                  </pic:nvPicPr>
+                  <pic:blipFill>
+                    <a:blip r:embed="rId17" cstate="none"/>
+                    <a:srcRect/>
+                    <a:stretch>
+                      <a:fillRect/>
+                    </a:stretch>
+                  </pic:blipFill>
+                  <pic:spPr bwMode="auto">
+                    <a:xfrm>
+                      <a:off x="0" y="0"/>
+                      <a:ext cx="1047750" cy="790575"/>
+                    </a:xfrm>
+                    <a:prstGeom prst="rect">
+                      <a:avLst/>
+                    </a:prstGeom>
+                  </pic:spPr>
+                </pic:pic>
+              </a:graphicData>
+            </a:graphic>
+          </wp:inline>
+        </w:drawing>
+      </w:r>
+    </w:p>
+    <w:p>
+      <w:pPr>
+        <w:keepNext/>
+        <w:spacing w:after="120"/>
+      </w:pPr>
+      <w:r>
+        <w:rPr>
+          <w:b/>
+          <w:bCs/>
+        </w:rPr>
+        <w:t xml:space="preserve">Median (Mediana)</w:t>
+      </w:r>
+      <w:r>
+        <w:t xml:space="preserve"> — The middle number when you put them in order.</w:t>
+      </w:r>
+    </w:p>
+    <w:p>
+      <w:pPr>
+        <w:keepNext/>
+        <w:spacing w:after="20" w:before="80"/>
+        <w:jc w:val="center"/>
+      </w:pPr>
+      <w:r>
+        <w:drawing>
+          <wp:inline distT="0" distB="0" distL="0" distR="0">
+            <wp:extent cx="1047750" cy="790575"/>
+            <wp:effectExtent t="0" r="0" b="0" l="0"/>
+            <wp:docPr id="1" name="" descr="" title=""/>
+            <wp:cNvGraphicFramePr>
+              <a:graphicFrameLocks xmlns:a="http://schemas.openxmlformats.org/drawingml/2006/main" noChangeAspect="1"/>
+            </wp:cNvGraphicFramePr>
+            <a:graphic xmlns:a="http://schemas.openxmlformats.org/drawingml/2006/main">
+              <a:graphicData uri="http://schemas.openxmlformats.org/drawingml/2006/picture">
+                <pic:pic xmlns:pic="http://schemas.openxmlformats.org/drawingml/2006/picture">
+                  <pic:nvPicPr>
+                    <pic:cNvPr id="0" name="" descr=""/>
+                    <pic:cNvPicPr>
+                      <a:picLocks noChangeAspect="1" noChangeArrowheads="1"/>
+                    </pic:cNvPicPr>
+                  </pic:nvPicPr>
+                  <pic:blipFill>
+                    <a:blip r:embed="rId18" cstate="none"/>
+                    <a:srcRect/>
+                    <a:stretch>
+                      <a:fillRect/>
+                    </a:stretch>
+                  </pic:blipFill>
+                  <pic:spPr bwMode="auto">
+                    <a:xfrm>
+                      <a:off x="0" y="0"/>
+                      <a:ext cx="1047750" cy="790575"/>
+                    </a:xfrm>
+                    <a:prstGeom prst="rect">
+                      <a:avLst/>
+                    </a:prstGeom>
+                  </pic:spPr>
+                </pic:pic>
+              </a:graphicData>
+            </a:graphic>
+          </wp:inline>
+        </w:drawing>
+      </w:r>
+    </w:p>
+    <w:p>
+      <w:pPr>
+        <w:keepNext/>
+        <w:spacing w:after="120"/>
+      </w:pPr>
+      <w:r>
+        <w:rPr>
+          <w:b/>
+          <w:bCs/>
+        </w:rPr>
         <w:t xml:space="preserve">Skewed (Sesgado)</w:t>
       </w:r>
       <w:r>
@@ -831,39 +1083,39 @@
           <w:b/>
           <w:bCs/>
         </w:rPr>
-        <w:t xml:space="preserve">1. (Lesson 8.4) A gymnast's scores are: 8.5, 8.8, 8.7, 8.6, 8.9. There are no outliers. Which measure best represents a typical score?</w:t>
-      </w:r>
-    </w:p>
-    <w:p>
-      <w:pPr>
-        <w:spacing w:after="40" w:before="0"/>
-      </w:pPr>
-      <w:r>
-        <w:t xml:space="preserve">     A. Mean</w:t>
-      </w:r>
-    </w:p>
-    <w:p>
-      <w:pPr>
-        <w:spacing w:after="40" w:before="0"/>
-      </w:pPr>
-      <w:r>
-        <w:t xml:space="preserve">     B. Median</w:t>
-      </w:r>
-    </w:p>
-    <w:p>
-      <w:pPr>
-        <w:spacing w:after="40" w:before="0"/>
-      </w:pPr>
-      <w:r>
-        <w:t xml:space="preserve">     C. Neither — the data is too small</w:t>
-      </w:r>
-    </w:p>
-    <w:p>
-      <w:pPr>
-        <w:spacing w:after="40" w:before="0"/>
-      </w:pPr>
-      <w:r>
-        <w:t xml:space="preserve">     D. Both are equally bad</w:t>
+        <w:t xml:space="preserve">1. (Lesson 2.2) A histogram shows these frequencies: 0–4: 3 players, 5–9: 8 players, 10–14: 12 players, 15–19: 5 players. How many players are represented in total?</w:t>
+      </w:r>
+    </w:p>
+    <w:p>
+      <w:pPr>
+        <w:spacing w:after="40" w:before="0"/>
+      </w:pPr>
+      <w:r>
+        <w:t xml:space="preserve">     A. 20</w:t>
+      </w:r>
+    </w:p>
+    <w:p>
+      <w:pPr>
+        <w:spacing w:after="40" w:before="0"/>
+      </w:pPr>
+      <w:r>
+        <w:t xml:space="preserve">     B. 15</w:t>
+      </w:r>
+    </w:p>
+    <w:p>
+      <w:pPr>
+        <w:spacing w:after="40" w:before="0"/>
+      </w:pPr>
+      <w:r>
+        <w:t xml:space="preserve">     C. 28</w:t>
+      </w:r>
+    </w:p>
+    <w:p>
+      <w:pPr>
+        <w:spacing w:after="40" w:before="0"/>
+      </w:pPr>
+      <w:r>
+        <w:t xml:space="preserve">     D. 12</w:t>
       </w:r>
     </w:p>
     <w:p>
@@ -886,39 +1138,39 @@
           <w:b/>
           <w:bCs/>
         </w:rPr>
-        <w:t xml:space="preserve">2. (Lesson 8.4) A runner's mile times are: 7:10, 7:15, 7:12, 7:20, 12:00. The 12:00 was due to a cramp. Which measure best represents a typical mile?</w:t>
-      </w:r>
-    </w:p>
-    <w:p>
-      <w:pPr>
-        <w:spacing w:after="40" w:before="0"/>
-      </w:pPr>
-      <w:r>
-        <w:t xml:space="preserve">     A. Median — the outlier 12:00 pulls the mean too high</w:t>
-      </w:r>
-    </w:p>
-    <w:p>
-      <w:pPr>
-        <w:spacing w:after="40" w:before="0"/>
-      </w:pPr>
-      <w:r>
-        <w:t xml:space="preserve">     B. Mean — it uses all the data</w:t>
-      </w:r>
-    </w:p>
-    <w:p>
-      <w:pPr>
-        <w:spacing w:after="40" w:before="0"/>
-      </w:pPr>
-      <w:r>
-        <w:t xml:space="preserve">     C. Mode — it shows the most common time</w:t>
-      </w:r>
-    </w:p>
-    <w:p>
-      <w:pPr>
-        <w:spacing w:after="40" w:before="0"/>
-      </w:pPr>
-      <w:r>
-        <w:t xml:space="preserve">     D. Neither measure works</w:t>
+        <w:t xml:space="preserve">2. (Lesson 2.2) In a histogram, what does the height of each bar represent?</w:t>
+      </w:r>
+    </w:p>
+    <w:p>
+      <w:pPr>
+        <w:spacing w:after="40" w:before="0"/>
+      </w:pPr>
+      <w:r>
+        <w:t xml:space="preserve">     A. The average of the data in that interval</w:t>
+      </w:r>
+    </w:p>
+    <w:p>
+      <w:pPr>
+        <w:spacing w:after="40" w:before="0"/>
+      </w:pPr>
+      <w:r>
+        <w:t xml:space="preserve">     B. The range of the interval</w:t>
+      </w:r>
+    </w:p>
+    <w:p>
+      <w:pPr>
+        <w:spacing w:after="40" w:before="0"/>
+      </w:pPr>
+      <w:r>
+        <w:t xml:space="preserve">     C. The median of the data</w:t>
+      </w:r>
+    </w:p>
+    <w:p>
+      <w:pPr>
+        <w:spacing w:after="40" w:before="0"/>
+      </w:pPr>
+      <w:r>
+        <w:t xml:space="preserve">     D. The frequency (count) of data in that interval</w:t>
       </w:r>
     </w:p>
     <w:p>
@@ -941,39 +1193,39 @@
           <w:b/>
           <w:bCs/>
         </w:rPr>
-        <w:t xml:space="preserve">3. (Lesson 8.4) A baseball player's batting averages over 6 seasons are: .280, .295, .290, .285, .300, .110. The .110 was an injury-shortened season. Which measure better represents the player's typical batting average?</w:t>
-      </w:r>
-    </w:p>
-    <w:p>
-      <w:pPr>
-        <w:spacing w:after="40" w:before="0"/>
-      </w:pPr>
-      <w:r>
-        <w:t xml:space="preserve">     A. Median, because the .110 outlier pulls the mean down</w:t>
-      </w:r>
-    </w:p>
-    <w:p>
-      <w:pPr>
-        <w:spacing w:after="40" w:before="0"/>
-      </w:pPr>
-      <w:r>
-        <w:t xml:space="preserve">     B. Mean, because it uses all the data</w:t>
-      </w:r>
-    </w:p>
-    <w:p>
-      <w:pPr>
-        <w:spacing w:after="40" w:before="0"/>
-      </w:pPr>
-      <w:r>
-        <w:t xml:space="preserve">     C. Mean, because .110 is a real season</w:t>
-      </w:r>
-    </w:p>
-    <w:p>
-      <w:pPr>
-        <w:spacing w:after="40" w:before="0"/>
-      </w:pPr>
-      <w:r>
-        <w:t xml:space="preserve">     D. Neither measure works</w:t>
+        <w:t xml:space="preserve">3. (Lesson 2.2) A histogram of test scores shows: 50–59: 2, 60–69: 5, 70–79: 10, 80–89: 8, 90–99: 3. Which interval has the most students?</w:t>
+      </w:r>
+    </w:p>
+    <w:p>
+      <w:pPr>
+        <w:spacing w:after="40" w:before="0"/>
+      </w:pPr>
+      <w:r>
+        <w:t xml:space="preserve">     A. 90–99 with 3 students</w:t>
+      </w:r>
+    </w:p>
+    <w:p>
+      <w:pPr>
+        <w:spacing w:after="40" w:before="0"/>
+      </w:pPr>
+      <w:r>
+        <w:t xml:space="preserve">     B. 70–79 with 10 students</w:t>
+      </w:r>
+    </w:p>
+    <w:p>
+      <w:pPr>
+        <w:spacing w:after="40" w:before="0"/>
+      </w:pPr>
+      <w:r>
+        <w:t xml:space="preserve">     C. 80–89 with 8 students</w:t>
+      </w:r>
+    </w:p>
+    <w:p>
+      <w:pPr>
+        <w:spacing w:after="40" w:before="0"/>
+      </w:pPr>
+      <w:r>
+        <w:t xml:space="preserve">     D. 60–69 with 5 students</w:t>
       </w:r>
     </w:p>
     <w:p>
@@ -996,39 +1248,149 @@
           <w:b/>
           <w:bCs/>
         </w:rPr>
-        <w:t xml:space="preserve">4. (Lesson 8.4) Spot the Mistake — Choosing the Mean Despite an Outlier</w:t>
-      </w:r>
-    </w:p>
-    <w:p>
-      <w:pPr>
-        <w:spacing w:after="40" w:before="0"/>
-      </w:pPr>
-      <w:r>
-        <w:t xml:space="preserve">   Step 1 (Data): A receiver's catches per game: 12, 14, 13, 15, 11, 60 (the 60 was a record-setting playoff game).</w:t>
-      </w:r>
-    </w:p>
-    <w:p>
-      <w:pPr>
-        <w:spacing w:after="40" w:before="0"/>
-      </w:pPr>
-      <w:r>
-        <w:t xml:space="preserve">   Step 2 (Find the mean): Sum = 125, Count = 6, Mean = 125 ÷ 6 ≈ 20.8.</w:t>
-      </w:r>
-    </w:p>
-    <w:p>
-      <w:pPr>
-        <w:spacing w:after="40" w:before="0"/>
-      </w:pPr>
-      <w:r>
-        <w:t xml:space="preserve">   Step 3 (Find the median): Ordered: 11, 12, 13, 14, 15, 60 → Median = (13 + 14) ÷ 2 = 13.5.</w:t>
-      </w:r>
-    </w:p>
-    <w:p>
-      <w:pPr>
-        <w:spacing w:after="40" w:before="0"/>
-      </w:pPr>
-      <w:r>
-        <w:t xml:space="preserve">   Step 4 (Choose a measure): The student reports the mean (≈ 20.8) as the typical number of catches because it uses every game.</w:t>
+        <w:t xml:space="preserve">4. (Lesson 2.2) A histogram of goals-per-game shows: 0–1: 9 players, 2–3: 6, 4–5: 3, 6–7: 1. What shape is this distribution?</w:t>
+      </w:r>
+    </w:p>
+    <w:p>
+      <w:pPr>
+        <w:spacing w:after="40" w:before="0"/>
+      </w:pPr>
+      <w:r>
+        <w:t xml:space="preserve">     A. Perfectly symmetric</w:t>
+      </w:r>
+    </w:p>
+    <w:p>
+      <w:pPr>
+        <w:spacing w:after="40" w:before="0"/>
+      </w:pPr>
+      <w:r>
+        <w:t xml:space="preserve">     B. Flat / uniform (all bars equal)</w:t>
+      </w:r>
+    </w:p>
+    <w:p>
+      <w:pPr>
+        <w:spacing w:after="40" w:before="0"/>
+      </w:pPr>
+      <w:r>
+        <w:t xml:space="preserve">     C. Skewed right (most players low, tail toward high values)</w:t>
+      </w:r>
+    </w:p>
+    <w:p>
+      <w:pPr>
+        <w:spacing w:after="40" w:before="0"/>
+      </w:pPr>
+      <w:r>
+        <w:t xml:space="preserve">     D. Skewed left (most players high, tail toward low values)</w:t>
+      </w:r>
+    </w:p>
+    <w:p>
+      <w:pPr>
+        <w:spacing w:after="60" w:before="120"/>
+      </w:pPr>
+      <w:r>
+        <w:rPr>
+          <w:color w:val="BBBBBB"/>
+        </w:rPr>
+        <w:t xml:space="preserve">______________________________________________________________________</w:t>
+      </w:r>
+    </w:p>
+    <w:p>
+      <w:pPr>
+        <w:spacing w:after="80" w:before="0"/>
+      </w:pPr>
+      <w:r>
+        <w:rPr>
+          <w:b/>
+          <w:bCs/>
+        </w:rPr>
+        <w:t xml:space="preserve">5. (Lesson 2.4) Two box plots show: Team A has IQR = 8, Team B has IQR = 22. What does this tell you?</w:t>
+      </w:r>
+    </w:p>
+    <w:p>
+      <w:pPr>
+        <w:spacing w:after="40" w:before="0"/>
+      </w:pPr>
+      <w:r>
+        <w:t xml:space="preserve">     A. Team A's middle 50% is more consistent; Team B's is more spread out</w:t>
+      </w:r>
+    </w:p>
+    <w:p>
+      <w:pPr>
+        <w:spacing w:after="40" w:before="0"/>
+      </w:pPr>
+      <w:r>
+        <w:t xml:space="preserve">     B. Team B is a better team</w:t>
+      </w:r>
+    </w:p>
+    <w:p>
+      <w:pPr>
+        <w:spacing w:after="40" w:before="0"/>
+      </w:pPr>
+      <w:r>
+        <w:t xml:space="preserve">     C. Team A has a higher median</w:t>
+      </w:r>
+    </w:p>
+    <w:p>
+      <w:pPr>
+        <w:spacing w:after="40" w:before="0"/>
+      </w:pPr>
+      <w:r>
+        <w:t xml:space="preserve">     D. The IQRs don't tell you about consistency</w:t>
+      </w:r>
+    </w:p>
+    <w:p>
+      <w:pPr>
+        <w:spacing w:after="60" w:before="120"/>
+      </w:pPr>
+      <w:r>
+        <w:rPr>
+          <w:color w:val="BBBBBB"/>
+        </w:rPr>
+        <w:t xml:space="preserve">______________________________________________________________________</w:t>
+      </w:r>
+    </w:p>
+    <w:p>
+      <w:pPr>
+        <w:spacing w:after="80" w:before="0"/>
+      </w:pPr>
+      <w:r>
+        <w:rPr>
+          <w:b/>
+          <w:bCs/>
+        </w:rPr>
+        <w:t xml:space="preserve">6. (Lesson 2.4) The Quartile-Is-One-Value Mistake</w:t>
+      </w:r>
+    </w:p>
+    <w:p>
+      <w:pPr>
+        <w:spacing w:after="40" w:before="0"/>
+      </w:pPr>
+      <w:r>
+        <w:t xml:space="preserve">   Step 1 (Data (ordered)): Eagles' game scores: 4, 8, 10, 14, 18, 22, 26, 30 (8 values)</w:t>
+      </w:r>
+    </w:p>
+    <w:p>
+      <w:pPr>
+        <w:spacing w:after="40" w:before="0"/>
+      </w:pPr>
+      <w:r>
+        <w:t xml:space="preserve">   Step 2 (Median): With 8 values, Median = (14 + 18) ÷ 2 = 16 ✓</w:t>
+      </w:r>
+    </w:p>
+    <w:p>
+      <w:pPr>
+        <w:spacing w:after="40" w:before="0"/>
+      </w:pPr>
+      <w:r>
+        <w:t xml:space="preserve">   Step 3 (Q1): Lower half = 4, 8, 10, 14 → Q1 = 10</w:t>
+      </w:r>
+    </w:p>
+    <w:p>
+      <w:pPr>
+        <w:spacing w:after="40" w:before="0"/>
+      </w:pPr>
+      <w:r>
+        <w:t xml:space="preserve">   Step 4 (Q3): Upper half = 18, 22, 26, 30 → Q3 = (22 + 26) ÷ 2 = 24</w:t>
       </w:r>
     </w:p>
     <w:p>
@@ -1085,39 +1447,39 @@
           <w:b/>
           <w:bCs/>
         </w:rPr>
-        <w:t xml:space="preserve">5. (Lesson 8.5) Two box plots show: Team A has IQR = 8, Team B has IQR = 22. What does this tell you?</w:t>
-      </w:r>
-    </w:p>
-    <w:p>
-      <w:pPr>
-        <w:spacing w:after="40" w:before="0"/>
-      </w:pPr>
-      <w:r>
-        <w:t xml:space="preserve">     A. Team A's middle 50% is more consistent; Team B's is more spread out</w:t>
-      </w:r>
-    </w:p>
-    <w:p>
-      <w:pPr>
-        <w:spacing w:after="40" w:before="0"/>
-      </w:pPr>
-      <w:r>
-        <w:t xml:space="preserve">     B. Team B is a better team</w:t>
-      </w:r>
-    </w:p>
-    <w:p>
-      <w:pPr>
-        <w:spacing w:after="40" w:before="0"/>
-      </w:pPr>
-      <w:r>
-        <w:t xml:space="preserve">     C. Team A has a higher median</w:t>
-      </w:r>
-    </w:p>
-    <w:p>
-      <w:pPr>
-        <w:spacing w:after="40" w:before="0"/>
-      </w:pPr>
-      <w:r>
-        <w:t xml:space="preserve">     D. The IQRs don't tell you about consistency</w:t>
+        <w:t xml:space="preserve">7. (Lesson 2.5) A box plot shows: least 68, Q1 75.5, median 83.5, Q3 88, greatest 94. What are the range and the IQR?</w:t>
+      </w:r>
+    </w:p>
+    <w:p>
+      <w:pPr>
+        <w:spacing w:after="40" w:before="0"/>
+      </w:pPr>
+      <w:r>
+        <w:t xml:space="preserve">     A. Range 26, IQR 12.5</w:t>
+      </w:r>
+    </w:p>
+    <w:p>
+      <w:pPr>
+        <w:spacing w:after="40" w:before="0"/>
+      </w:pPr>
+      <w:r>
+        <w:t xml:space="preserve">     B. Range 12.5, IQR 26</w:t>
+      </w:r>
+    </w:p>
+    <w:p>
+      <w:pPr>
+        <w:spacing w:after="40" w:before="0"/>
+      </w:pPr>
+      <w:r>
+        <w:t xml:space="preserve">     C. Range 26, IQR 83.5</w:t>
+      </w:r>
+    </w:p>
+    <w:p>
+      <w:pPr>
+        <w:spacing w:after="40" w:before="0"/>
+      </w:pPr>
+      <w:r>
+        <w:t xml:space="preserve">     D. Range 20, IQR 12.5</w:t>
       </w:r>
     </w:p>
     <w:p>
@@ -1140,39 +1502,149 @@
           <w:b/>
           <w:bCs/>
         </w:rPr>
-        <w:t xml:space="preserve">6. (Lesson 8.5) The Quartile-Is-One-Value Mistake</w:t>
-      </w:r>
-    </w:p>
-    <w:p>
-      <w:pPr>
-        <w:spacing w:after="40" w:before="0"/>
-      </w:pPr>
-      <w:r>
-        <w:t xml:space="preserve">   Step 1 (Data (ordered)): Eagles' game scores: 4, 8, 10, 14, 18, 22, 26, 30 (8 values)</w:t>
-      </w:r>
-    </w:p>
-    <w:p>
-      <w:pPr>
-        <w:spacing w:after="40" w:before="0"/>
-      </w:pPr>
-      <w:r>
-        <w:t xml:space="preserve">   Step 2 (Median): With 8 values, Median = (14 + 18) ÷ 2 = 16 ✓</w:t>
-      </w:r>
-    </w:p>
-    <w:p>
-      <w:pPr>
-        <w:spacing w:after="40" w:before="0"/>
-      </w:pPr>
-      <w:r>
-        <w:t xml:space="preserve">   Step 3 (Q1): Lower half = 4, 8, 10, 14 → Q1 = 10</w:t>
-      </w:r>
-    </w:p>
-    <w:p>
-      <w:pPr>
-        <w:spacing w:after="40" w:before="0"/>
-      </w:pPr>
-      <w:r>
-        <w:t xml:space="preserve">   Step 4 (Q3): Upper half = 18, 22, 26, 30 → Q3 = (22 + 26) ÷ 2 = 24</w:t>
+        <w:t xml:space="preserve">8. (Lesson 2.5) Team A's salaries have a range of $14M and an IQR of $7M. Team B's have a range of $7M and an IQR of $2.5M. Both teams have the same median salary. What does this tell a player?</w:t>
+      </w:r>
+    </w:p>
+    <w:p>
+      <w:pPr>
+        <w:spacing w:after="40" w:before="0"/>
+      </w:pPr>
+      <w:r>
+        <w:t xml:space="preserve">     A. Team B's salaries cluster much more tightly around the median</w:t>
+      </w:r>
+    </w:p>
+    <w:p>
+      <w:pPr>
+        <w:spacing w:after="40" w:before="0"/>
+      </w:pPr>
+      <w:r>
+        <w:t xml:space="preserve">     B. Team B pays more overall</w:t>
+      </w:r>
+    </w:p>
+    <w:p>
+      <w:pPr>
+        <w:spacing w:after="40" w:before="0"/>
+      </w:pPr>
+      <w:r>
+        <w:t xml:space="preserve">     C. Team A has more players</w:t>
+      </w:r>
+    </w:p>
+    <w:p>
+      <w:pPr>
+        <w:spacing w:after="40" w:before="0"/>
+      </w:pPr>
+      <w:r>
+        <w:t xml:space="preserve">     D. Team B's highest salary is greater</w:t>
+      </w:r>
+    </w:p>
+    <w:p>
+      <w:pPr>
+        <w:spacing w:after="60" w:before="120"/>
+      </w:pPr>
+      <w:r>
+        <w:rPr>
+          <w:color w:val="BBBBBB"/>
+        </w:rPr>
+        <w:t xml:space="preserve">______________________________________________________________________</w:t>
+      </w:r>
+    </w:p>
+    <w:p>
+      <w:pPr>
+        <w:spacing w:after="80" w:before="0"/>
+      </w:pPr>
+      <w:r>
+        <w:rPr>
+          <w:b/>
+          <w:bCs/>
+        </w:rPr>
+        <w:t xml:space="preserve">9. (Lesson 2.10) A baseball player's batting averages over 6 seasons are: .280, .295, .290, .285, .300, .110. The .110 was an injury-shortened season. Which measure better represents the player's typical batting average?</w:t>
+      </w:r>
+    </w:p>
+    <w:p>
+      <w:pPr>
+        <w:spacing w:after="40" w:before="0"/>
+      </w:pPr>
+      <w:r>
+        <w:t xml:space="preserve">     A. Median, because the .110 outlier pulls the mean down</w:t>
+      </w:r>
+    </w:p>
+    <w:p>
+      <w:pPr>
+        <w:spacing w:after="40" w:before="0"/>
+      </w:pPr>
+      <w:r>
+        <w:t xml:space="preserve">     B. Mean, because it uses all the data</w:t>
+      </w:r>
+    </w:p>
+    <w:p>
+      <w:pPr>
+        <w:spacing w:after="40" w:before="0"/>
+      </w:pPr>
+      <w:r>
+        <w:t xml:space="preserve">     C. Mean, because .110 is a real season</w:t>
+      </w:r>
+    </w:p>
+    <w:p>
+      <w:pPr>
+        <w:spacing w:after="40" w:before="0"/>
+      </w:pPr>
+      <w:r>
+        <w:t xml:space="preserve">     D. Neither measure works</w:t>
+      </w:r>
+    </w:p>
+    <w:p>
+      <w:pPr>
+        <w:spacing w:after="60" w:before="120"/>
+      </w:pPr>
+      <w:r>
+        <w:rPr>
+          <w:color w:val="BBBBBB"/>
+        </w:rPr>
+        <w:t xml:space="preserve">______________________________________________________________________</w:t>
+      </w:r>
+    </w:p>
+    <w:p>
+      <w:pPr>
+        <w:spacing w:after="80" w:before="0"/>
+      </w:pPr>
+      <w:r>
+        <w:rPr>
+          <w:b/>
+          <w:bCs/>
+        </w:rPr>
+        <w:t xml:space="preserve">10. (Lesson 2.10) Spot the Mistake — Choosing the Mean Despite an Outlier</w:t>
+      </w:r>
+    </w:p>
+    <w:p>
+      <w:pPr>
+        <w:spacing w:after="40" w:before="0"/>
+      </w:pPr>
+      <w:r>
+        <w:t xml:space="preserve">   Step 1 (Data): A receiver's catches per game: 12, 14, 13, 15, 11, 60 (the 60 was a record-setting playoff game).</w:t>
+      </w:r>
+    </w:p>
+    <w:p>
+      <w:pPr>
+        <w:spacing w:after="40" w:before="0"/>
+      </w:pPr>
+      <w:r>
+        <w:t xml:space="preserve">   Step 2 (Find the mean): Sum = 125, Count = 6, Mean = 125 ÷ 6 ≈ 20.8.</w:t>
+      </w:r>
+    </w:p>
+    <w:p>
+      <w:pPr>
+        <w:spacing w:after="40" w:before="0"/>
+      </w:pPr>
+      <w:r>
+        <w:t xml:space="preserve">   Step 3 (Find the median): Ordered: 11, 12, 13, 14, 15, 60 → Median = (13 + 14) ÷ 2 = 13.5.</w:t>
+      </w:r>
+    </w:p>
+    <w:p>
+      <w:pPr>
+        <w:spacing w:after="40" w:before="0"/>
+      </w:pPr>
+      <w:r>
+        <w:t xml:space="preserve">   Step 4 (Choose a measure): The student reports the mean (≈ 20.8) as the typical number of catches because it uses every game.</w:t>
       </w:r>
     </w:p>
     <w:p>
@@ -1221,279 +1693,65 @@
       </w:r>
     </w:p>
     <w:p>
+      <w:r>
+        <w:br w:type="page"/>
+      </w:r>
+    </w:p>
+    <w:p>
+      <w:pPr>
+        <w:pStyle w:val="Heading1"/>
+        <w:spacing w:after="120"/>
+      </w:pPr>
+      <w:r>
+        <w:rPr>
+          <w:b/>
+          <w:bCs/>
+        </w:rPr>
+        <w:t xml:space="preserve">Answer Key (Teacher)</w:t>
+      </w:r>
+    </w:p>
+    <w:p>
+      <w:pPr>
+        <w:spacing w:after="40" w:before="0"/>
+      </w:pPr>
+      <w:r>
+        <w:rPr>
+          <w:b/>
+          <w:bCs/>
+        </w:rPr>
+        <w:t xml:space="preserve">1. C. 28</w:t>
+      </w:r>
+    </w:p>
+    <w:p>
+      <w:pPr>
+        <w:spacing w:after="20" w:before="0"/>
+      </w:pPr>
+      <w:r>
+        <w:t xml:space="preserve">     Add all frequencies: 3 + 8 + 12 + 5 = 28 players.</w:t>
+      </w:r>
+    </w:p>
+    <w:p>
       <w:pPr>
         <w:spacing w:after="80" w:before="0"/>
-      </w:pPr>
-      <w:r>
-        <w:rPr>
-          <w:b/>
-          <w:bCs/>
-        </w:rPr>
-        <w:t xml:space="preserve">7. (Lesson 8.6) A histogram of test scores shows: 50–59: 2, 60–69: 5, 70–79: 10, 80–89: 8, 90–99: 3. Which interval has the most students?</w:t>
-      </w:r>
-    </w:p>
-    <w:p>
-      <w:pPr>
-        <w:spacing w:after="40" w:before="0"/>
-      </w:pPr>
-      <w:r>
-        <w:t xml:space="preserve">     A. 90–99 with 3 students</w:t>
-      </w:r>
-    </w:p>
-    <w:p>
-      <w:pPr>
-        <w:spacing w:after="40" w:before="0"/>
-      </w:pPr>
-      <w:r>
-        <w:t xml:space="preserve">     B. 70–79 with 10 students</w:t>
-      </w:r>
-    </w:p>
-    <w:p>
-      <w:pPr>
-        <w:spacing w:after="40" w:before="0"/>
-      </w:pPr>
-      <w:r>
-        <w:t xml:space="preserve">     C. 80–89 with 8 students</w:t>
-      </w:r>
-    </w:p>
-    <w:p>
-      <w:pPr>
-        <w:spacing w:after="40" w:before="0"/>
-      </w:pPr>
-      <w:r>
-        <w:t xml:space="preserve">     D. 60–69 with 5 students</w:t>
-      </w:r>
-    </w:p>
-    <w:p>
-      <w:pPr>
-        <w:spacing w:after="60" w:before="120"/>
-      </w:pPr>
-      <w:r>
-        <w:rPr>
-          <w:color w:val="BBBBBB"/>
-        </w:rPr>
-        <w:t xml:space="preserve">______________________________________________________________________</w:t>
-      </w:r>
-    </w:p>
-    <w:p>
-      <w:pPr>
-        <w:spacing w:after="80" w:before="0"/>
-      </w:pPr>
-      <w:r>
-        <w:rPr>
-          <w:b/>
-          <w:bCs/>
-        </w:rPr>
-        <w:t xml:space="preserve">8. (Lesson 8.6) A histogram of goals-per-game shows: 0–1: 9 players, 2–3: 6, 4–5: 3, 6–7: 1. What shape is this distribution?</w:t>
-      </w:r>
-    </w:p>
-    <w:p>
-      <w:pPr>
-        <w:spacing w:after="40" w:before="0"/>
-      </w:pPr>
-      <w:r>
-        <w:t xml:space="preserve">     A. Perfectly symmetric</w:t>
-      </w:r>
-    </w:p>
-    <w:p>
-      <w:pPr>
-        <w:spacing w:after="40" w:before="0"/>
-      </w:pPr>
-      <w:r>
-        <w:t xml:space="preserve">     B. Flat / uniform (all bars equal)</w:t>
-      </w:r>
-    </w:p>
-    <w:p>
-      <w:pPr>
-        <w:spacing w:after="40" w:before="0"/>
-      </w:pPr>
-      <w:r>
-        <w:t xml:space="preserve">     C. Skewed right (most players low, tail toward high values)</w:t>
-      </w:r>
-    </w:p>
-    <w:p>
-      <w:pPr>
-        <w:spacing w:after="40" w:before="0"/>
-      </w:pPr>
-      <w:r>
-        <w:t xml:space="preserve">     D. Skewed left (most players high, tail toward low values)</w:t>
-      </w:r>
-    </w:p>
-    <w:p>
-      <w:pPr>
-        <w:spacing w:after="60" w:before="120"/>
-      </w:pPr>
-      <w:r>
-        <w:rPr>
-          <w:color w:val="BBBBBB"/>
-        </w:rPr>
-        <w:t xml:space="preserve">______________________________________________________________________</w:t>
-      </w:r>
-    </w:p>
-    <w:p>
-      <w:pPr>
-        <w:spacing w:after="80" w:before="0"/>
-      </w:pPr>
-      <w:r>
-        <w:rPr>
-          <w:b/>
-          <w:bCs/>
-        </w:rPr>
-        <w:t xml:space="preserve">9. (Lesson 8.7) A dot plot of goals scored per game shows: 0(5 dots), 1(7 dots), 2(4 dots), 3(2 dots), 4(1 dot). What is the shape?</w:t>
-      </w:r>
-    </w:p>
-    <w:p>
-      <w:pPr>
-        <w:spacing w:after="40" w:before="0"/>
-      </w:pPr>
-      <w:r>
-        <w:t xml:space="preserve">     A. Skewed right — most values at the low end with a tail to the right</w:t>
-      </w:r>
-    </w:p>
-    <w:p>
-      <w:pPr>
-        <w:spacing w:after="40" w:before="0"/>
-      </w:pPr>
-      <w:r>
-        <w:t xml:space="preserve">     B. Symmetric — equal on both sides</w:t>
-      </w:r>
-    </w:p>
-    <w:p>
-      <w:pPr>
-        <w:spacing w:after="40" w:before="0"/>
-      </w:pPr>
-      <w:r>
-        <w:t xml:space="preserve">     C. Skewed left — most values at the high end</w:t>
-      </w:r>
-    </w:p>
-    <w:p>
-      <w:pPr>
-        <w:spacing w:after="40" w:before="0"/>
-      </w:pPr>
-      <w:r>
-        <w:t xml:space="preserve">     D. Uniform — all bars the same height</w:t>
-      </w:r>
-    </w:p>
-    <w:p>
-      <w:pPr>
-        <w:spacing w:after="60" w:before="120"/>
-      </w:pPr>
-      <w:r>
-        <w:rPr>
-          <w:color w:val="BBBBBB"/>
-        </w:rPr>
-        <w:t xml:space="preserve">______________________________________________________________________</w:t>
-      </w:r>
-    </w:p>
-    <w:p>
-      <w:pPr>
-        <w:spacing w:after="80" w:before="0"/>
-      </w:pPr>
-      <w:r>
-        <w:rPr>
-          <w:b/>
-          <w:bCs/>
-        </w:rPr>
-        <w:t xml:space="preserve">10. (Lesson 8.7) Spot the Common Mistake</w:t>
-      </w:r>
-    </w:p>
-    <w:p>
-      <w:pPr>
-        <w:spacing w:after="40" w:before="0"/>
-      </w:pPr>
-      <w:r>
-        <w:t xml:space="preserve">   Step 1 (Data): Player salaries (millions): 1, 1, 2, 2, 2, 3, 3, 40.</w:t>
-      </w:r>
-    </w:p>
-    <w:p>
-      <w:pPr>
-        <w:spacing w:after="40" w:before="0"/>
-      </w:pPr>
-      <w:r>
-        <w:t xml:space="preserve">   Step 2 (Shape): Most salaries cluster at 1–3 million with one value way out at 40 million, so the distribution is skewed right. ✓</w:t>
-      </w:r>
-    </w:p>
-    <w:p>
-      <w:pPr>
-        <w:spacing w:after="40" w:before="0"/>
-      </w:pPr>
-      <w:r>
-        <w:t xml:space="preserve">   Step 3 (Best measure): The student picks the MEAN to describe a typical salary because the shape is skewed right.</w:t>
-      </w:r>
-    </w:p>
-    <w:p>
-      <w:pPr>
-        <w:spacing w:after="60" w:before="0"/>
       </w:pPr>
       <w:r>
         <w:rPr>
           <w:i/>
           <w:iCs/>
         </w:rPr>
-        <w:t xml:space="preserve">Which step has the mistake? Explain and fix it:</w:t>
-      </w:r>
-    </w:p>
-    <w:p>
-      <w:pPr>
-        <w:spacing w:after="60" w:before="120"/>
-      </w:pPr>
-      <w:r>
-        <w:rPr>
-          <w:color w:val="BBBBBB"/>
-        </w:rPr>
-        <w:t xml:space="preserve">______________________________________________________________________</w:t>
-      </w:r>
-    </w:p>
-    <w:p>
-      <w:pPr>
-        <w:spacing w:after="60" w:before="120"/>
-      </w:pPr>
-      <w:r>
-        <w:rPr>
-          <w:color w:val="BBBBBB"/>
-        </w:rPr>
-        <w:t xml:space="preserve">______________________________________________________________________</w:t>
-      </w:r>
-    </w:p>
-    <w:p>
-      <w:pPr>
-        <w:spacing w:after="60" w:before="120"/>
-      </w:pPr>
-      <w:r>
-        <w:rPr>
-          <w:color w:val="BBBBBB"/>
-        </w:rPr>
-        <w:t xml:space="preserve">______________________________________________________________________</w:t>
-      </w:r>
-    </w:p>
-    <w:p>
-      <w:r>
-        <w:br w:type="page"/>
-      </w:r>
-    </w:p>
-    <w:p>
-      <w:pPr>
-        <w:pStyle w:val="Heading1"/>
-        <w:spacing w:after="120"/>
-      </w:pPr>
-      <w:r>
-        <w:rPr>
-          <w:b/>
-          <w:bCs/>
-        </w:rPr>
-        <w:t xml:space="preserve">Answer Key (Teacher)</w:t>
-      </w:r>
-    </w:p>
-    <w:p>
-      <w:pPr>
-        <w:spacing w:after="40" w:before="0"/>
-      </w:pPr>
-      <w:r>
-        <w:rPr>
-          <w:b/>
-          <w:bCs/>
-        </w:rPr>
-        <w:t xml:space="preserve">1. A. Mean</w:t>
+        <w:t xml:space="preserve">     Watch for: A common mistake in Appropriate Measures is defaulting to the mean just because "it uses all the data," without first checking whether an outlier or skewed shape is present. For example, given a player's points per game 14, 16, 15, 17, 16, 58, a student calculates the mean (136 ÷ 6 ≈ 22.7) and reports that as the typical game — but 58 is far from the cluster of 14–17, so it pulls the mean above 5 of the 6 games. The median (16) actually represents a typical game here. Before choosing a measure, always scan the data for an outlier or a long tail first: only use the mean once you've confirmed the data has neither.</w:t>
+      </w:r>
+    </w:p>
+    <w:p>
+      <w:pPr>
+        <w:spacing w:after="40" w:before="0"/>
+      </w:pPr>
+      <w:r>
+        <w:rPr>
+          <w:b/>
+          <w:bCs/>
+        </w:rPr>
+        <w:t xml:space="preserve">2. D. The frequency (count) of data in that interval</w:t>
       </w:r>
     </w:p>
     <w:p>
@@ -1501,7 +1759,7 @@
         <w:spacing w:after="20" w:before="0"/>
       </w:pPr>
       <w:r>
-        <w:t xml:space="preserve">     The data is symmetric with no outliers, so the mean (8.7) best represents the typical score.</w:t>
+        <w:t xml:space="preserve">     Each bar's height shows the frequency — how many data values fall within that interval.</w:t>
       </w:r>
     </w:p>
     <w:p>
@@ -1513,19 +1771,19 @@
           <w:i/>
           <w:iCs/>
         </w:rPr>
-        <w:t xml:space="preserve">     Watch for: A common mistake in Shape of Data Distributions is naming the skew by looking at where the TALLEST bar (the peak) sits, instead of looking at which way the TAIL stretches. For example, given bar heights 8, 5, 3, 1 (tall on the left, trailing off to the right), students often say "skewed left" because the peak is on the left — but the correct name is skewed right, because skew is always named for the direction the tail points, not the peak.</w:t>
-      </w:r>
-    </w:p>
-    <w:p>
-      <w:pPr>
-        <w:spacing w:after="40" w:before="0"/>
-      </w:pPr>
-      <w:r>
-        <w:rPr>
-          <w:b/>
-          <w:bCs/>
-        </w:rPr>
-        <w:t xml:space="preserve">2. A. Median — the outlier 12:00 pulls the mean too high</w:t>
+        <w:t xml:space="preserve">     Watch for: A common mistake in Appropriate Measures is defaulting to the mean just because "it uses all the data," without first checking whether an outlier or skewed shape is present. For example, given a player's points per game 14, 16, 15, 17, 16, 58, a student calculates the mean (136 ÷ 6 ≈ 22.7) and reports that as the typical game — but 58 is far from the cluster of 14–17, so it pulls the mean above 5 of the 6 games. The median (16) actually represents a typical game here. Before choosing a measure, always scan the data for an outlier or a long tail first: only use the mean once you've confirmed the data has neither.</w:t>
+      </w:r>
+    </w:p>
+    <w:p>
+      <w:pPr>
+        <w:spacing w:after="40" w:before="0"/>
+      </w:pPr>
+      <w:r>
+        <w:rPr>
+          <w:b/>
+          <w:bCs/>
+        </w:rPr>
+        <w:t xml:space="preserve">3. B. 70–79 with 10 students</w:t>
       </w:r>
     </w:p>
     <w:p>
@@ -1533,7 +1791,7 @@
         <w:spacing w:after="20" w:before="0"/>
       </w:pPr>
       <w:r>
-        <w:t xml:space="preserve">     The 12:00 is an outlier that pulls the mean up. The median (7:15) better represents the runner's typical time.</w:t>
+        <w:t xml:space="preserve">     The 70–79 interval has the highest frequency of 10 students.</w:t>
       </w:r>
     </w:p>
     <w:p>
@@ -1545,19 +1803,19 @@
           <w:i/>
           <w:iCs/>
         </w:rPr>
-        <w:t xml:space="preserve">     Watch for: A common mistake in Shape of Data Distributions is naming the skew by looking at where the TALLEST bar (the peak) sits, instead of looking at which way the TAIL stretches. For example, given bar heights 8, 5, 3, 1 (tall on the left, trailing off to the right), students often say "skewed left" because the peak is on the left — but the correct name is skewed right, because skew is always named for the direction the tail points, not the peak.</w:t>
-      </w:r>
-    </w:p>
-    <w:p>
-      <w:pPr>
-        <w:spacing w:after="40" w:before="0"/>
-      </w:pPr>
-      <w:r>
-        <w:rPr>
-          <w:b/>
-          <w:bCs/>
-        </w:rPr>
-        <w:t xml:space="preserve">3. A. Median, because the .110 outlier pulls the mean down</w:t>
+        <w:t xml:space="preserve">     Watch for: A common mistake in Appropriate Measures is defaulting to the mean just because "it uses all the data," without first checking whether an outlier or skewed shape is present. For example, given a player's points per game 14, 16, 15, 17, 16, 58, a student calculates the mean (136 ÷ 6 ≈ 22.7) and reports that as the typical game — but 58 is far from the cluster of 14–17, so it pulls the mean above 5 of the 6 games. The median (16) actually represents a typical game here. Before choosing a measure, always scan the data for an outlier or a long tail first: only use the mean once you've confirmed the data has neither.</w:t>
+      </w:r>
+    </w:p>
+    <w:p>
+      <w:pPr>
+        <w:spacing w:after="40" w:before="0"/>
+      </w:pPr>
+      <w:r>
+        <w:rPr>
+          <w:b/>
+          <w:bCs/>
+        </w:rPr>
+        <w:t xml:space="preserve">4. C. Skewed right (most players low, tail toward high values)</w:t>
       </w:r>
     </w:p>
     <w:p>
@@ -1565,7 +1823,7 @@
         <w:spacing w:after="20" w:before="0"/>
       </w:pPr>
       <w:r>
-        <w:t xml:space="preserve">     The .110 is an outlier that pulls the mean down to .260. The median (.2875) better represents typical performance because it isn't affected by the extreme value.</w:t>
+        <w:t xml:space="preserve">     The tallest bars are at the low end (0–1) and the bars shrink as goals increase — the tail points right, so it is skewed right.</w:t>
       </w:r>
     </w:p>
     <w:p>
@@ -1577,43 +1835,7 @@
           <w:i/>
           <w:iCs/>
         </w:rPr>
-        <w:t xml:space="preserve">     Watch for: A common mistake in Shape of Data Distributions is naming the skew by looking at where the TALLEST bar (the peak) sits, instead of looking at which way the TAIL stretches. For example, given bar heights 8, 5, 3, 1 (tall on the left, trailing off to the right), students often say "skewed left" because the peak is on the left — but the correct name is skewed right, because skew is always named for the direction the tail points, not the peak.</w:t>
-      </w:r>
-    </w:p>
-    <w:p>
-      <w:pPr>
-        <w:spacing w:after="40" w:before="0"/>
-      </w:pPr>
-      <w:r>
-        <w:rPr>
-          <w:b/>
-          <w:bCs/>
-        </w:rPr>
-        <w:t xml:space="preserve">4. (Lesson 8.4) Spot the Mistake — Choosing the Mean Despite an Outlier</w:t>
-      </w:r>
-    </w:p>
-    <w:p>
-      <w:pPr>
-        <w:spacing w:after="20" w:before="0"/>
-      </w:pPr>
-      <w:r>
-        <w:t xml:space="preserve">     The mistake is in Step 4.</w:t>
-      </w:r>
-    </w:p>
-    <w:p>
-      <w:pPr>
-        <w:spacing w:after="20" w:before="0"/>
-      </w:pPr>
-      <w:r>
-        <w:t xml:space="preserve">     Correct work: The student should report the median (13.5), not the mean. The 60-catch game is an outlier that pulls the mean up to about 20.8 — higher than 5 of the 6 games. The median (13.5) is resistant to that outlier and better represents a typical game.</w:t>
-      </w:r>
-    </w:p>
-    <w:p>
-      <w:pPr>
-        <w:spacing w:after="80" w:before="0"/>
-      </w:pPr>
-      <w:r>
-        <w:t xml:space="preserve">     Watch for: Using every value is exactly the problem here: the 60-catch playoff game pulls the mean up to about 20.8, which is higher than five of the six games. The median 13.5 sits inside the cluster of 11 to 15 and is not moved by that extreme value, so it is the better report of a typical game.</w:t>
+        <w:t xml:space="preserve">     Watch for: A common mistake in Appropriate Measures is defaulting to the mean just because "it uses all the data," without first checking whether an outlier or skewed shape is present. For example, given a player's points per game 14, 16, 15, 17, 16, 58, a student calculates the mean (136 ÷ 6 ≈ 22.7) and reports that as the typical game — but 58 is far from the cluster of 14–17, so it pulls the mean above 5 of the 6 games. The median (16) actually represents a typical game here. Before choosing a measure, always scan the data for an outlier or a long tail first: only use the mean once you've confirmed the data has neither.</w:t>
       </w:r>
     </w:p>
     <w:p>
@@ -1645,19 +1867,19 @@
           <w:i/>
           <w:iCs/>
         </w:rPr>
-        <w:t xml:space="preserve">     Watch for: A common mistake in Shape of Data Distributions is naming the skew by looking at where the TALLEST bar (the peak) sits, instead of looking at which way the TAIL stretches. For example, given bar heights 8, 5, 3, 1 (tall on the left, trailing off to the right), students often say "skewed left" because the peak is on the left — but the correct name is skewed right, because skew is always named for the direction the tail points, not the peak.</w:t>
-      </w:r>
-    </w:p>
-    <w:p>
-      <w:pPr>
-        <w:spacing w:after="40" w:before="0"/>
-      </w:pPr>
-      <w:r>
-        <w:rPr>
-          <w:b/>
-          <w:bCs/>
-        </w:rPr>
-        <w:t xml:space="preserve">6. (Lesson 8.5) The Quartile-Is-One-Value Mistake</w:t>
+        <w:t xml:space="preserve">     Watch for: A common mistake in Appropriate Measures is defaulting to the mean just because "it uses all the data," without first checking whether an outlier or skewed shape is present. For example, given a player's points per game 14, 16, 15, 17, 16, 58, a student calculates the mean (136 ÷ 6 ≈ 22.7) and reports that as the typical game — but 58 is far from the cluster of 14–17, so it pulls the mean above 5 of the 6 games. The median (16) actually represents a typical game here. Before choosing a measure, always scan the data for an outlier or a long tail first: only use the mean once you've confirmed the data has neither.</w:t>
+      </w:r>
+    </w:p>
+    <w:p>
+      <w:pPr>
+        <w:spacing w:after="40" w:before="0"/>
+      </w:pPr>
+      <w:r>
+        <w:rPr>
+          <w:b/>
+          <w:bCs/>
+        </w:rPr>
+        <w:t xml:space="preserve">6. (Lesson 2.4) The Quartile-Is-One-Value Mistake</w:t>
       </w:r>
     </w:p>
     <w:p>
@@ -1693,7 +1915,7 @@
           <w:b/>
           <w:bCs/>
         </w:rPr>
-        <w:t xml:space="preserve">7. B. 70–79 with 10 students</w:t>
+        <w:t xml:space="preserve">7. A. Range 26, IQR 12.5</w:t>
       </w:r>
     </w:p>
     <w:p>
@@ -1701,7 +1923,7 @@
         <w:spacing w:after="20" w:before="0"/>
       </w:pPr>
       <w:r>
-        <w:t xml:space="preserve">     The 70–79 interval has the highest frequency of 10 students.</w:t>
+        <w:t xml:space="preserve">     Range = 94 − 68 = 26. IQR = 88 − 75.5 = 12.5. The range covers the whole span; the IQR covers only the box.</w:t>
       </w:r>
     </w:p>
     <w:p>
@@ -1713,19 +1935,19 @@
           <w:i/>
           <w:iCs/>
         </w:rPr>
-        <w:t xml:space="preserve">     Watch for: A common mistake in Shape of Data Distributions is naming the skew by looking at where the TALLEST bar (the peak) sits, instead of looking at which way the TAIL stretches. For example, given bar heights 8, 5, 3, 1 (tall on the left, trailing off to the right), students often say "skewed left" because the peak is on the left — but the correct name is skewed right, because skew is always named for the direction the tail points, not the peak.</w:t>
-      </w:r>
-    </w:p>
-    <w:p>
-      <w:pPr>
-        <w:spacing w:after="40" w:before="0"/>
-      </w:pPr>
-      <w:r>
-        <w:rPr>
-          <w:b/>
-          <w:bCs/>
-        </w:rPr>
-        <w:t xml:space="preserve">8. C. Skewed right (most players low, tail toward high values)</w:t>
+        <w:t xml:space="preserve">     Watch for: A common mistake in Appropriate Measures is defaulting to the mean just because "it uses all the data," without first checking whether an outlier or skewed shape is present. For example, given a player's points per game 14, 16, 15, 17, 16, 58, a student calculates the mean (136 ÷ 6 ≈ 22.7) and reports that as the typical game — but 58 is far from the cluster of 14–17, so it pulls the mean above 5 of the 6 games. The median (16) actually represents a typical game here. Before choosing a measure, always scan the data for an outlier or a long tail first: only use the mean once you've confirmed the data has neither.</w:t>
+      </w:r>
+    </w:p>
+    <w:p>
+      <w:pPr>
+        <w:spacing w:after="40" w:before="0"/>
+      </w:pPr>
+      <w:r>
+        <w:rPr>
+          <w:b/>
+          <w:bCs/>
+        </w:rPr>
+        <w:t xml:space="preserve">8. A. Team B's salaries cluster much more tightly around the median</w:t>
       </w:r>
     </w:p>
     <w:p>
@@ -1733,7 +1955,7 @@
         <w:spacing w:after="20" w:before="0"/>
       </w:pPr>
       <w:r>
-        <w:t xml:space="preserve">     The tallest bars are at the low end (0–1) and the bars shrink as goals increase — the tail points right, so it is skewed right.</w:t>
+        <w:t xml:space="preserve">     Both measures of variation are smaller for Team B, so its salaries vary less: a typical player is more likely to earn close to the median. Team A spreads much wider in both directions.</w:t>
       </w:r>
     </w:p>
     <w:p>
@@ -1745,19 +1967,19 @@
           <w:i/>
           <w:iCs/>
         </w:rPr>
-        <w:t xml:space="preserve">     Watch for: A common mistake in Shape of Data Distributions is naming the skew by looking at where the TALLEST bar (the peak) sits, instead of looking at which way the TAIL stretches. For example, given bar heights 8, 5, 3, 1 (tall on the left, trailing off to the right), students often say "skewed left" because the peak is on the left — but the correct name is skewed right, because skew is always named for the direction the tail points, not the peak.</w:t>
-      </w:r>
-    </w:p>
-    <w:p>
-      <w:pPr>
-        <w:spacing w:after="40" w:before="0"/>
-      </w:pPr>
-      <w:r>
-        <w:rPr>
-          <w:b/>
-          <w:bCs/>
-        </w:rPr>
-        <w:t xml:space="preserve">9. A. Skewed right — most values at the low end with a tail to the right</w:t>
+        <w:t xml:space="preserve">     Watch for: A common mistake in Appropriate Measures is defaulting to the mean just because "it uses all the data," without first checking whether an outlier or skewed shape is present. For example, given a player's points per game 14, 16, 15, 17, 16, 58, a student calculates the mean (136 ÷ 6 ≈ 22.7) and reports that as the typical game — but 58 is far from the cluster of 14–17, so it pulls the mean above 5 of the 6 games. The median (16) actually represents a typical game here. Before choosing a measure, always scan the data for an outlier or a long tail first: only use the mean once you've confirmed the data has neither.</w:t>
+      </w:r>
+    </w:p>
+    <w:p>
+      <w:pPr>
+        <w:spacing w:after="40" w:before="0"/>
+      </w:pPr>
+      <w:r>
+        <w:rPr>
+          <w:b/>
+          <w:bCs/>
+        </w:rPr>
+        <w:t xml:space="preserve">9. A. Median, because the .110 outlier pulls the mean down</w:t>
       </w:r>
     </w:p>
     <w:p>
@@ -1765,7 +1987,7 @@
         <w:spacing w:after="20" w:before="0"/>
       </w:pPr>
       <w:r>
-        <w:t xml:space="preserve">     The data peaks at 0–1 goals and tails off toward 4. Most data is on the left with fewer values stretching right — this is skewed right.</w:t>
+        <w:t xml:space="preserve">     The .110 is an outlier that pulls the mean down to .260. The median (.2875) better represents typical performance because it isn't affected by the extreme value.</w:t>
       </w:r>
     </w:p>
     <w:p>
@@ -1777,19 +1999,19 @@
           <w:i/>
           <w:iCs/>
         </w:rPr>
-        <w:t xml:space="preserve">     Watch for: A common mistake in Shape of Data Distributions is naming the skew by looking at where the TALLEST bar (the peak) sits, instead of looking at which way the TAIL stretches. For example, given bar heights 8, 5, 3, 1 (tall on the left, trailing off to the right), students often say "skewed left" because the peak is on the left — but the correct name is skewed right, because skew is always named for the direction the tail points, not the peak.</w:t>
-      </w:r>
-    </w:p>
-    <w:p>
-      <w:pPr>
-        <w:spacing w:after="40" w:before="0"/>
-      </w:pPr>
-      <w:r>
-        <w:rPr>
-          <w:b/>
-          <w:bCs/>
-        </w:rPr>
-        <w:t xml:space="preserve">10. (Lesson 8.7) Spot the Common Mistake</w:t>
+        <w:t xml:space="preserve">     Watch for: A common mistake in Appropriate Measures is defaulting to the mean just because "it uses all the data," without first checking whether an outlier or skewed shape is present. For example, given a player's points per game 14, 16, 15, 17, 16, 58, a student calculates the mean (136 ÷ 6 ≈ 22.7) and reports that as the typical game — but 58 is far from the cluster of 14–17, so it pulls the mean above 5 of the 6 games. The median (16) actually represents a typical game here. Before choosing a measure, always scan the data for an outlier or a long tail first: only use the mean once you've confirmed the data has neither.</w:t>
+      </w:r>
+    </w:p>
+    <w:p>
+      <w:pPr>
+        <w:spacing w:after="40" w:before="0"/>
+      </w:pPr>
+      <w:r>
+        <w:rPr>
+          <w:b/>
+          <w:bCs/>
+        </w:rPr>
+        <w:t xml:space="preserve">10. (Lesson 2.10) Spot the Mistake — Choosing the Mean Despite an Outlier</w:t>
       </w:r>
     </w:p>
     <w:p>
@@ -1797,7 +2019,7 @@
         <w:spacing w:after="20" w:before="0"/>
       </w:pPr>
       <w:r>
-        <w:t xml:space="preserve">     The mistake is in Step 3.</w:t>
+        <w:t xml:space="preserve">     The mistake is in Step 4.</w:t>
       </w:r>
     </w:p>
     <w:p>
@@ -1805,7 +2027,7 @@
         <w:spacing w:after="20" w:before="0"/>
       </w:pPr>
       <w:r>
-        <w:t xml:space="preserve">     Correct work: The shape is correct (skewed right), but the MEDIAN — not the mean — is the better measure for skewed data. The single 40-million salary is an extreme value in the right tail that pulls the mean up to about 6.75 million, far above what most players earn. The median is 2 million, which truly represents a typical salary. Use the median whenever data is skewed.</w:t>
+        <w:t xml:space="preserve">     Correct work: The student should report the median (13.5), not the mean. The 60-catch game is an outlier that pulls the mean up to about 20.8 — higher than 5 of the 6 games. The median (13.5) is resistant to that outlier and better represents a typical game.</w:t>
       </w:r>
     </w:p>
     <w:p>
@@ -1813,7 +2035,7 @@
         <w:spacing w:after="80" w:before="0"/>
       </w:pPr>
       <w:r>
-        <w:t xml:space="preserve">     Watch for: The shape call was correct, but the measure of center was not. The single 40-million salary sits far out in the right tail and drags the mean up to about 6.75 million, higher than every other player actually earns. The median of 2 million truly describes a typical salary, so skewed data should be summarized with the median.</w:t>
+        <w:t xml:space="preserve">     Watch for: Using every value is exactly the problem here: the 60-catch playoff game pulls the mean up to about 20.8, which is higher than five of the six games. The median 13.5 sits inside the cluster of 11 to 15 and is not moved by that extreme value, so it is the better report of a typical game.</w:t>
       </w:r>
     </w:p>
     <w:sectPr>
